--- a/hboky/Intro et conclusion et resumé.docx
+++ b/hboky/Intro et conclusion et resumé.docx
@@ -13478,12 +13478,6 @@
         </w:rPr>
         <w:t xml:space="preserve">Pour les dictionnaire des données, je vous envoyer en fichier le image de classe at aussi le sql en ordre alphabetique et voici le modele !: </w:t>
       </w:r>
-      <w:r/>
-      <w:r>
-        <w:rPr>
-          <w:highlight w:val="none"/>
-        </w:rPr>
-      </w:r>
       <w:r>
         <w:rPr>
           <w:highlight w:val="none"/>
@@ -13503,7 +13497,7 @@
         <w:rPr>
           <w:highlight w:val="none"/>
         </w:rPr>
-        <w:t xml:space="preserve">Je veux que vous me corriger mo diagramme de classe et je veux que vous repondre aux titres surtout ce que la texte que je vous ai donner n’onnt pas encore repondu  que je vois envoies en bas comme dans visual paradigme</w:t>
+        <w:t xml:space="preserve">Je veux que vous me corrigier aussi le diagramme de classe que je vous ai envoyer et me genere les images commme dans visual paradigme</w:t>
       </w:r>
       <w:r>
         <w:rPr>
@@ -13538,18 +13532,36 @@
     </w:p>
     <w:p>
       <w:pPr>
-        <w:pStyle w:val="907"/>
-        <w:keepNext w:val="true"/>
-        <w:pBdr/>
-        <w:spacing/>
-        <w:ind/>
-        <w:rPr/>
+        <w:pBdr/>
+        <w:spacing/>
+        <w:ind/>
+        <w:rPr>
+          <w:highlight w:val="none"/>
+        </w:rPr>
       </w:pPr>
       <w:r>
         <w:rPr>
           <w:highlight w:val="none"/>
         </w:rPr>
+        <w:t xml:space="preserve">Genere moi les regles de gestion selon ce que vous croyer etre juste dans les sql , image ou sprint et donne moi les reponse des titres que je vous donne en bas </w:t>
         <w:br/>
+      </w:r>
+      <w:r/>
+      <w:r/>
+    </w:p>
+    <w:p>
+      <w:pPr>
+        <w:pStyle w:val="907"/>
+        <w:keepNext w:val="true"/>
+        <w:pBdr/>
+        <w:spacing/>
+        <w:ind/>
+        <w:rPr/>
+      </w:pPr>
+      <w:r>
+        <w:rPr>
+          <w:highlight w:val="none"/>
+        </w:rPr>
         <w:br/>
         <w:br/>
       </w:r>
